--- a/tests/golden/expected/G-05_kp.docx
+++ b/tests/golden/expected/G-05_kp.docx
@@ -4604,7 +4604,7 @@
                 <w:szCs w:val="22"/>
                 <w:lang w:val="ru-RU"/>
               </w:rPr>
-              <w:t xml:space="preserve">ПАК ОРИОН Стандарт (оборудование + шеф-монтаж)</w:t>
+              <w:t xml:space="preserve">Программно-аппаратный комплекс «ОРИОН»</w:t>
             </w:r>
           </w:p>
         </w:tc>
@@ -4637,7 +4637,112 @@
                 <w:szCs w:val="22"/>
                 <w:lang w:val="ru-RU"/>
               </w:rPr>
-              <w:t xml:space="preserve">464 900</w:t>
+              <w:t xml:space="preserve">299 900</w:t>
+            </w:r>
+          </w:p>
+        </w:tc>
+        <w:tc>
+          <w:tcPr>
+            <w:cnfStyle w:val="000010000000" w:firstRow="0" w:lastRow="0" w:firstColumn="0" w:lastColumn="0" w:oddVBand="1" w:evenVBand="0" w:oddHBand="0" w:evenHBand="0" w:firstRowFirstColumn="0" w:firstRowLastColumn="0" w:lastRowFirstColumn="0" w:lastRowLastColumn="0"/>
+            <w:tcW w:w="2126" w:type="dxa"/>
+            <w:tcBorders>
+              <w:left w:val="nil"/>
+              <w:right w:val="nil"/>
+            </w:tcBorders>
+            <w:vAlign w:val="center"/>
+          </w:tcPr>
+          <w:p>
+            <w:pPr>
+              <w:spacing w:line="288" w:lineRule="auto"/>
+              <w:jc w:val="center"/>
+              <w:rPr>
+                <w:rFonts w:ascii="PT Sans" w:hAnsi="PT Sans" w:cstheme="minorHAnsi"/>
+                <w:color w:val="000000" w:themeColor="text1"/>
+                <w:sz w:val="22"/>
+                <w:szCs w:val="22"/>
+              </w:rPr>
+            </w:pPr>
+            <w:r>
+              <w:rPr>
+                <w:rFonts w:ascii="PT Sans" w:hAnsi="PT Sans" w:cstheme="minorHAnsi"/>
+                <w:color w:val="000000" w:themeColor="text1"/>
+                <w:sz w:val="22"/>
+                <w:szCs w:val="22"/>
+                <w:lang w:val="ru-RU"/>
+              </w:rPr>
+              <w:t xml:space="preserve">5</w:t>
+            </w:r>
+          </w:p>
+        </w:tc>
+      </w:tr>
+      <w:tr>
+        <w:trPr>
+          <w:trHeight w:val="71"/>
+        </w:trPr>
+        <w:tc>
+          <w:tcPr>
+            <w:cnfStyle w:val="000010000000" w:firstRow="0" w:lastRow="0" w:firstColumn="0" w:lastColumn="0" w:oddVBand="1" w:evenVBand="0" w:oddHBand="0" w:evenHBand="0" w:firstRowFirstColumn="0" w:firstRowLastColumn="0" w:lastRowFirstColumn="0" w:lastRowLastColumn="0"/>
+            <w:tcW w:w="5670" w:type="dxa"/>
+            <w:tcBorders>
+              <w:left w:val="nil"/>
+              <w:right w:val="nil"/>
+            </w:tcBorders>
+            <w:vAlign w:val="center"/>
+          </w:tcPr>
+          <w:p>
+            <w:pPr>
+              <w:pStyle w:val="Default"/>
+              <w:spacing w:line="288" w:lineRule="auto"/>
+              <w:rPr>
+                <w:rFonts w:ascii="PT Sans" w:hAnsi="PT Sans" w:cstheme="minorHAnsi"/>
+                <w:color w:val="000000" w:themeColor="text1"/>
+                <w:sz w:val="22"/>
+                <w:szCs w:val="22"/>
+                <w:lang w:val="ru-RU"/>
+              </w:rPr>
+            </w:pPr>
+            <w:r>
+              <w:rPr>
+                <w:rFonts w:ascii="PT Sans" w:hAnsi="PT Sans" w:cstheme="minorHAnsi"/>
+                <w:color w:val="000000" w:themeColor="text1"/>
+                <w:sz w:val="22"/>
+                <w:szCs w:val="22"/>
+                <w:lang w:val="ru-RU"/>
+              </w:rPr>
+              <w:t xml:space="preserve">Монтаж и настройка программно-аппаратного комплекса «ОРИОН»</w:t>
+            </w:r>
+          </w:p>
+        </w:tc>
+        <w:tc>
+          <w:tcPr>
+            <w:cnfStyle w:val="000001000000" w:firstRow="0" w:lastRow="0" w:firstColumn="0" w:lastColumn="0" w:oddVBand="0" w:evenVBand="1" w:oddHBand="0" w:evenHBand="0" w:firstRowFirstColumn="0" w:firstRowLastColumn="0" w:lastRowFirstColumn="0" w:lastRowLastColumn="0"/>
+            <w:tcW w:w="2127" w:type="dxa"/>
+            <w:tcBorders>
+              <w:left w:val="nil"/>
+              <w:right w:val="nil"/>
+            </w:tcBorders>
+            <w:vAlign w:val="center"/>
+          </w:tcPr>
+          <w:p>
+            <w:pPr>
+              <w:spacing w:line="288" w:lineRule="auto"/>
+              <w:jc w:val="center"/>
+              <w:rPr>
+                <w:rFonts w:ascii="PT Sans" w:hAnsi="PT Sans" w:cstheme="minorHAnsi"/>
+                <w:color w:val="000000" w:themeColor="text1"/>
+                <w:sz w:val="22"/>
+                <w:szCs w:val="22"/>
+              </w:rPr>
+            </w:pPr>
+            <w:r>
+              <w:rPr>
+                <w:rFonts w:ascii="PT Sans" w:hAnsi="PT Sans" w:cstheme="minorHAnsi"/>
+                <w:color w:val="000000" w:themeColor="text1"/>
+                <w:sz w:val="22"/>
+                <w:szCs w:val="22"/>
+                <w:lang w:val="ru-RU"/>
+              </w:rPr>
+              <w:t xml:space="preserve">165 000</w:t>
             </w:r>
           </w:p>
         </w:tc>

--- a/tests/golden/expected/G-05_kp.docx
+++ b/tests/golden/expected/G-05_kp.docx
@@ -5408,13 +5408,17 @@
           <w:szCs w:val="22"/>
           <w:lang w:val="ru-RU"/>
         </w:rPr>
-        <w:t xml:space="preserve">— Предоплата 50% стоимости весов (включая ПАК ОРИОН) и фундамента — подписание Договора.</w:t>
+        <w:t xml:space="preserve">— Предоплата 50% стоимости весов (включая ПАК ОРИОН) и фундамента при подписании Договора (5 дней).</w:t>
         <w:br/>
-        <w:t xml:space="preserve">— Доплата 50% за весы (включая ПАК ОРИОН) и доставку — готовность Весов к отгрузке.</w:t>
+        <w:t xml:space="preserve">— Доплата 50% стоимости фундамента и установки опор и кабель-трасс для ПАК ОРИОН по Акту строительства фундамента и установки опор (5 дней).</w:t>
         <w:br/>
-        <w:t xml:space="preserve">— Доплата 50% за фундамент и установку опор и кабель-трасс для ПАК ОРИОН — Акт по строительству фундамента и установке опор и кабель-трасс.</w:t>
+        <w:t xml:space="preserve">— Доплата 50% стоимости весов (включая ПАК ОРИОН) и доставки по готовности весов к отгрузке (5 дней).</w:t>
         <w:br/>
-        <w:t xml:space="preserve">— Монтаж и поверка: 50% предоплата — готовность к монтажу; 50% доплата — Акт выполненных работ.</w:t>
+        <w:t xml:space="preserve">— Монтаж и поверка: предоплата 50% по готовности к монтажу, доплата 50% по Акту выполненных работ (5 дней).</w:t>
+        <w:br/>
+        <w:t xml:space="preserve"/>
+        <w:br/>
+        <w:t xml:space="preserve">Сроки указаны в банковских днях.</w:t>
       </w:r>
     </w:p>
     <w:p/>
